--- a/documents/RI_intro2025.docx
+++ b/documents/RI_intro2025.docx
@@ -2586,7 +2586,7 @@
           <w:noProof/>
         </w:rPr>
         <w:drawing>
-          <wp:anchor distT="0" distB="0" distL="114300" distR="114300" simplePos="0" relativeHeight="251681792" behindDoc="0" locked="0" layoutInCell="1" allowOverlap="1" wp14:anchorId="56ED9766" wp14:editId="32BA2FA7">
+          <wp:anchor distT="0" distB="0" distL="114300" distR="114300" simplePos="0" relativeHeight="251681792" behindDoc="0" locked="0" layoutInCell="1" allowOverlap="1" wp14:anchorId="56ED9766" wp14:editId="44C9B8EC">
             <wp:simplePos x="0" y="0"/>
             <wp:positionH relativeFrom="column">
               <wp:posOffset>3235629</wp:posOffset>
@@ -4387,7 +4387,15 @@
         <w:t>Import formations using “File-&gt;Import-&gt;Import Formation Names”</w:t>
       </w:r>
       <w:r>
-        <w:t>, select file “norne/</w:t>
+        <w:t>, select file “</w:t>
+      </w:r>
+      <w:proofErr w:type="spellStart"/>
+      <w:r>
+        <w:t>norne</w:t>
+      </w:r>
+      <w:proofErr w:type="spellEnd"/>
+      <w:r>
+        <w:t>/</w:t>
       </w:r>
       <w:proofErr w:type="spellStart"/>
       <w:r>
@@ -6179,7 +6187,7 @@
         </w:rPr>
         <w:lastRenderedPageBreak/>
         <w:drawing>
-          <wp:anchor distT="0" distB="0" distL="114300" distR="114300" simplePos="0" relativeHeight="251713536" behindDoc="0" locked="0" layoutInCell="1" allowOverlap="1" wp14:anchorId="375EB2BE" wp14:editId="412E9295">
+          <wp:anchor distT="0" distB="0" distL="114300" distR="114300" simplePos="0" relativeHeight="251713536" behindDoc="0" locked="0" layoutInCell="1" allowOverlap="1" wp14:anchorId="375EB2BE" wp14:editId="630B5506">
             <wp:simplePos x="0" y="0"/>
             <wp:positionH relativeFrom="column">
               <wp:posOffset>1098550</wp:posOffset>
@@ -6762,7 +6770,7 @@
           <w:color w:val="000000" w:themeColor="text1"/>
         </w:rPr>
         <w:drawing>
-          <wp:anchor distT="0" distB="0" distL="114300" distR="114300" simplePos="0" relativeHeight="251709440" behindDoc="0" locked="0" layoutInCell="1" allowOverlap="1" wp14:anchorId="2A9A2A64" wp14:editId="4D6BF1F8">
+          <wp:anchor distT="0" distB="0" distL="114300" distR="114300" simplePos="0" relativeHeight="251709440" behindDoc="0" locked="0" layoutInCell="1" allowOverlap="1" wp14:anchorId="2A9A2A64" wp14:editId="62514685">
             <wp:simplePos x="0" y="0"/>
             <wp:positionH relativeFrom="column">
               <wp:posOffset>485030</wp:posOffset>
@@ -7392,7 +7400,7 @@
           <w:noProof/>
         </w:rPr>
         <w:drawing>
-          <wp:inline distT="0" distB="0" distL="0" distR="0" wp14:anchorId="0859192E" wp14:editId="334DDEDF">
+          <wp:inline distT="0" distB="0" distL="0" distR="0" wp14:anchorId="0859192E" wp14:editId="7F43AD03">
             <wp:extent cx="2962656" cy="2566686"/>
             <wp:effectExtent l="0" t="0" r="9525" b="5080"/>
             <wp:docPr id="2454855" name="Picture 1" descr="A graph with blue lines&#10;&#10;Description automatically generated"/>
@@ -8477,7 +8485,7 @@
           <w:color w:val="2F5496" w:themeColor="accent1" w:themeShade="BF"/>
         </w:rPr>
         <w:drawing>
-          <wp:anchor distT="0" distB="0" distL="114300" distR="114300" simplePos="0" relativeHeight="251704320" behindDoc="0" locked="0" layoutInCell="1" allowOverlap="1" wp14:anchorId="13E1E0D7" wp14:editId="6105B717">
+          <wp:anchor distT="0" distB="0" distL="114300" distR="114300" simplePos="0" relativeHeight="251704320" behindDoc="0" locked="0" layoutInCell="1" allowOverlap="1" wp14:anchorId="13E1E0D7" wp14:editId="539110F0">
             <wp:simplePos x="0" y="0"/>
             <wp:positionH relativeFrom="column">
               <wp:posOffset>492981</wp:posOffset>
@@ -8718,7 +8726,7 @@
           <w:noProof/>
         </w:rPr>
         <w:drawing>
-          <wp:anchor distT="0" distB="0" distL="114300" distR="114300" simplePos="0" relativeHeight="251706368" behindDoc="0" locked="0" layoutInCell="1" allowOverlap="1" wp14:anchorId="31704D01" wp14:editId="640CFAFD">
+          <wp:anchor distT="0" distB="0" distL="114300" distR="114300" simplePos="0" relativeHeight="251706368" behindDoc="0" locked="0" layoutInCell="1" allowOverlap="1" wp14:anchorId="31704D01" wp14:editId="35247B0A">
             <wp:simplePos x="0" y="0"/>
             <wp:positionH relativeFrom="column">
               <wp:posOffset>4356928</wp:posOffset>
@@ -9429,7 +9437,7 @@
           <w:noProof/>
         </w:rPr>
         <w:drawing>
-          <wp:anchor distT="0" distB="0" distL="114300" distR="114300" simplePos="0" relativeHeight="251710464" behindDoc="0" locked="0" layoutInCell="1" allowOverlap="1" wp14:anchorId="2C38633C" wp14:editId="06E6EC89">
+          <wp:anchor distT="0" distB="0" distL="114300" distR="114300" simplePos="0" relativeHeight="251710464" behindDoc="0" locked="0" layoutInCell="1" allowOverlap="1" wp14:anchorId="2C38633C" wp14:editId="13F83C0D">
             <wp:simplePos x="0" y="0"/>
             <wp:positionH relativeFrom="column">
               <wp:posOffset>4319517</wp:posOffset>
@@ -11430,7 +11438,7 @@
           <w:noProof/>
         </w:rPr>
         <w:drawing>
-          <wp:anchor distT="0" distB="0" distL="114300" distR="114300" simplePos="0" relativeHeight="251698176" behindDoc="0" locked="0" layoutInCell="1" allowOverlap="1" wp14:anchorId="125D486F" wp14:editId="7E4A63E3">
+          <wp:anchor distT="0" distB="0" distL="114300" distR="114300" simplePos="0" relativeHeight="251698176" behindDoc="0" locked="0" layoutInCell="1" allowOverlap="1" wp14:anchorId="125D486F" wp14:editId="77A870B1">
             <wp:simplePos x="0" y="0"/>
             <wp:positionH relativeFrom="column">
               <wp:posOffset>1727200</wp:posOffset>
@@ -11981,6 +11989,18 @@
         <w:contextualSpacing/>
       </w:pPr>
       <w:r>
+        <w:t>Basic use</w:t>
+      </w:r>
+    </w:p>
+    <w:p>
+      <w:pPr>
+        <w:numPr>
+          <w:ilvl w:val="1"/>
+          <w:numId w:val="38"/>
+        </w:numPr>
+        <w:contextualSpacing/>
+      </w:pPr>
+      <w:r>
         <w:t>Import a Summary Ensemble, and use import path "</w:t>
       </w:r>
       <w:r>
@@ -11993,6 +12013,138 @@
       <w:proofErr w:type="spellEnd"/>
       <w:r>
         <w:t>/3_r001_reek_50/realization-*/iter-1”</w:t>
+      </w:r>
+    </w:p>
+    <w:p>
+      <w:pPr>
+        <w:numPr>
+          <w:ilvl w:val="1"/>
+          <w:numId w:val="38"/>
+        </w:numPr>
+        <w:contextualSpacing/>
+      </w:pPr>
+      <w:r>
+        <w:t>From the right-click of a curve, select “Create Correlation Plot from Curve Point -&gt;New Report Plot”</w:t>
+      </w:r>
+    </w:p>
+    <w:p>
+      <w:pPr>
+        <w:numPr>
+          <w:ilvl w:val="1"/>
+          <w:numId w:val="38"/>
+        </w:numPr>
+        <w:contextualSpacing/>
+      </w:pPr>
+      <w:r>
+        <w:t xml:space="preserve">Click on individual cells in the </w:t>
+      </w:r>
+      <w:r>
+        <w:rPr>
+          <w:b/>
+          <w:bCs/>
+        </w:rPr>
+        <w:t>Correlation Matrix</w:t>
+      </w:r>
+      <w:r>
+        <w:t>, and see how the cross plot is updated</w:t>
+      </w:r>
+      <w:r>
+        <w:br/>
+        <w:t>Currently selected cell is indicated by a border in green</w:t>
+      </w:r>
+    </w:p>
+    <w:p>
+      <w:pPr>
+        <w:numPr>
+          <w:ilvl w:val="1"/>
+          <w:numId w:val="38"/>
+        </w:numPr>
+        <w:contextualSpacing/>
+      </w:pPr>
+      <w:r>
+        <w:t>Show Pearson calculation</w:t>
+      </w:r>
+    </w:p>
+    <w:p>
+      <w:pPr>
+        <w:numPr>
+          <w:ilvl w:val="1"/>
+          <w:numId w:val="38"/>
+        </w:numPr>
+        <w:contextualSpacing/>
+      </w:pPr>
+      <w:r>
+        <w:t xml:space="preserve">Change data source to </w:t>
+      </w:r>
+      <w:r>
+        <w:rPr>
+          <w:b/>
+          <w:bCs/>
+        </w:rPr>
+        <w:t>WOPT</w:t>
+      </w:r>
+      <w:r>
+        <w:t xml:space="preserve"> for all wells </w:t>
+      </w:r>
+      <w:r>
+        <w:rPr>
+          <w:b/>
+          <w:bCs/>
+        </w:rPr>
+        <w:t>OP_1</w:t>
+      </w:r>
+      <w:r>
+        <w:t xml:space="preserve"> to </w:t>
+      </w:r>
+      <w:r>
+        <w:rPr>
+          <w:b/>
+          <w:bCs/>
+        </w:rPr>
+        <w:t>OP_5</w:t>
+      </w:r>
+    </w:p>
+    <w:p>
+      <w:pPr>
+        <w:numPr>
+          <w:ilvl w:val="1"/>
+          <w:numId w:val="38"/>
+        </w:numPr>
+        <w:spacing w:line="256" w:lineRule="auto"/>
+        <w:contextualSpacing/>
+      </w:pPr>
+      <w:r>
+        <w:t xml:space="preserve">Click on individual cells in the </w:t>
+      </w:r>
+      <w:r>
+        <w:rPr>
+          <w:b/>
+          <w:bCs/>
+        </w:rPr>
+        <w:t>Correlation Matrix</w:t>
+      </w:r>
+      <w:r>
+        <w:t>, and see how the cross plot is updated</w:t>
+      </w:r>
+    </w:p>
+    <w:p>
+      <w:pPr>
+        <w:numPr>
+          <w:ilvl w:val="1"/>
+          <w:numId w:val="38"/>
+        </w:numPr>
+        <w:spacing w:line="256" w:lineRule="auto"/>
+        <w:contextualSpacing/>
+      </w:pPr>
+      <w:r>
+        <w:t xml:space="preserve">Right-click in plot, and select </w:t>
+      </w:r>
+      <w:r>
+        <w:rPr>
+          <w:b/>
+          <w:bCs/>
+        </w:rPr>
+        <w:t>Show Plot Data</w:t>
       </w:r>
     </w:p>
     <w:p>
@@ -12001,130 +12153,68 @@
           <w:ilvl w:val="0"/>
           <w:numId w:val="38"/>
         </w:numPr>
-        <w:contextualSpacing/>
-      </w:pPr>
-      <w:r>
-        <w:t>From the right-click of a curve, select “Create Correlation Plot from Curve Point -&gt;New Report Plot”</w:t>
-      </w:r>
-    </w:p>
-    <w:p>
-      <w:pPr>
-        <w:numPr>
-          <w:ilvl w:val="0"/>
-          <w:numId w:val="38"/>
-        </w:numPr>
-        <w:contextualSpacing/>
-      </w:pPr>
-      <w:r>
-        <w:t xml:space="preserve">Click on individual cells in the </w:t>
-      </w:r>
-      <w:r>
-        <w:rPr>
-          <w:b/>
-          <w:bCs/>
-        </w:rPr>
-        <w:t>Correlation Matrix</w:t>
-      </w:r>
-      <w:r>
-        <w:t>, and see how the cross plot is updated</w:t>
-      </w:r>
-      <w:r>
-        <w:br/>
-        <w:t>Currently selected cell is indicated by a border in green</w:t>
-      </w:r>
-    </w:p>
-    <w:p>
-      <w:pPr>
-        <w:numPr>
-          <w:ilvl w:val="0"/>
-          <w:numId w:val="38"/>
-        </w:numPr>
-        <w:contextualSpacing/>
-      </w:pPr>
-      <w:r>
-        <w:t>Show Pearson calculation</w:t>
-      </w:r>
-    </w:p>
-    <w:p>
-      <w:pPr>
-        <w:numPr>
-          <w:ilvl w:val="0"/>
-          <w:numId w:val="38"/>
-        </w:numPr>
-        <w:contextualSpacing/>
-      </w:pPr>
-      <w:r>
-        <w:t xml:space="preserve">Change data source to </w:t>
-      </w:r>
-      <w:r>
-        <w:rPr>
-          <w:b/>
-          <w:bCs/>
-        </w:rPr>
-        <w:t>WOPT</w:t>
-      </w:r>
-      <w:r>
-        <w:t xml:space="preserve"> for all wells </w:t>
-      </w:r>
-      <w:r>
-        <w:rPr>
-          <w:b/>
-          <w:bCs/>
-        </w:rPr>
-        <w:t>OP_1</w:t>
-      </w:r>
-      <w:r>
-        <w:t xml:space="preserve"> to </w:t>
-      </w:r>
-      <w:r>
-        <w:rPr>
-          <w:b/>
-          <w:bCs/>
-        </w:rPr>
-        <w:t>OP_5</w:t>
-      </w:r>
-    </w:p>
-    <w:p>
-      <w:pPr>
-        <w:numPr>
-          <w:ilvl w:val="0"/>
-          <w:numId w:val="38"/>
-        </w:numPr>
         <w:spacing w:line="256" w:lineRule="auto"/>
         <w:contextualSpacing/>
       </w:pPr>
       <w:r>
-        <w:t xml:space="preserve">Click on individual cells in the </w:t>
-      </w:r>
-      <w:r>
-        <w:rPr>
-          <w:b/>
-          <w:bCs/>
-        </w:rPr>
-        <w:t>Correlation Matrix</w:t>
-      </w:r>
-      <w:r>
-        <w:t>, and see how the cross plot is updated</w:t>
-      </w:r>
-    </w:p>
-    <w:p>
-      <w:pPr>
-        <w:numPr>
-          <w:ilvl w:val="0"/>
+        <w:t>Filtering</w:t>
+      </w:r>
+      <w:r>
+        <w:t xml:space="preserve"> (available from 2025.09)</w:t>
+      </w:r>
+    </w:p>
+    <w:p>
+      <w:pPr>
+        <w:numPr>
+          <w:ilvl w:val="1"/>
           <w:numId w:val="38"/>
         </w:numPr>
         <w:spacing w:line="256" w:lineRule="auto"/>
         <w:contextualSpacing/>
       </w:pPr>
       <w:r>
-        <w:t xml:space="preserve">Right-click in plot, and select </w:t>
-      </w:r>
-      <w:r>
-        <w:rPr>
-          <w:b/>
-          <w:bCs/>
-        </w:rPr>
-        <w:t>Show Plot Data</w:t>
+        <w:t xml:space="preserve">Expand the </w:t>
+      </w:r>
+      <w:r>
+        <w:rPr>
+          <w:b/>
+          <w:bCs/>
+        </w:rPr>
+        <w:t>Filter</w:t>
+      </w:r>
+      <w:r>
+        <w:t xml:space="preserve"> group, and activate “Use Parameter Filter”</w:t>
+      </w:r>
+    </w:p>
+    <w:p>
+      <w:pPr>
+        <w:numPr>
+          <w:ilvl w:val="1"/>
+          <w:numId w:val="38"/>
+        </w:numPr>
+        <w:spacing w:line="256" w:lineRule="auto"/>
+        <w:contextualSpacing/>
+      </w:pPr>
+      <w:r>
+        <w:t xml:space="preserve">Adjust the </w:t>
+      </w:r>
+      <w:proofErr w:type="gramStart"/>
+      <w:r>
+        <w:t>sliders</w:t>
+      </w:r>
+      <w:proofErr w:type="gramEnd"/>
+    </w:p>
+    <w:p>
+      <w:pPr>
+        <w:numPr>
+          <w:ilvl w:val="1"/>
+          <w:numId w:val="38"/>
+        </w:numPr>
+        <w:spacing w:line="256" w:lineRule="auto"/>
+        <w:contextualSpacing/>
+      </w:pPr>
+      <w:r>
+        <w:t>A subset of realizations is inside the filter seen in the cross plot between summary response and input parameter. A new ensemble based on these filtered realizations can be created from the right-click menu “Create Ensemble from Filtered Cases”</w:t>
       </w:r>
     </w:p>
     <w:p/>
@@ -12154,6 +12244,22 @@
           <w:b/>
           <w:bCs/>
         </w:rPr>
+        <w:br w:type="page"/>
+      </w:r>
+    </w:p>
+    <w:p>
+      <w:pPr>
+        <w:rPr>
+          <w:b/>
+          <w:bCs/>
+        </w:rPr>
+      </w:pPr>
+      <w:r>
+        <w:rPr>
+          <w:b/>
+          <w:bCs/>
+        </w:rPr>
+        <w:lastRenderedPageBreak/>
         <w:t>Definition of how the Pearson correlation coefficient is computed</w:t>
       </w:r>
     </w:p>
@@ -12452,6 +12558,9 @@
         </w:rPr>
       </w:pPr>
       <w:r>
+        <w:rPr>
+          <w:noProof/>
+        </w:rPr>
         <w:drawing>
           <wp:anchor distT="0" distB="0" distL="114300" distR="114300" simplePos="0" relativeHeight="251715584" behindDoc="0" locked="0" layoutInCell="1" allowOverlap="1" wp14:anchorId="3E15FAEB" wp14:editId="0B0A30FA">
             <wp:simplePos x="0" y="0"/>
@@ -12732,7 +12841,7 @@
           <w:noProof/>
         </w:rPr>
         <w:drawing>
-          <wp:anchor distT="0" distB="0" distL="114300" distR="114300" simplePos="0" relativeHeight="251696128" behindDoc="0" locked="0" layoutInCell="1" allowOverlap="1" wp14:anchorId="3B86D721" wp14:editId="6042D0A0">
+          <wp:anchor distT="0" distB="0" distL="114300" distR="114300" simplePos="0" relativeHeight="251696128" behindDoc="0" locked="0" layoutInCell="1" allowOverlap="1" wp14:anchorId="3B86D721" wp14:editId="2C98A96C">
             <wp:simplePos x="0" y="0"/>
             <wp:positionH relativeFrom="margin">
               <wp:posOffset>3072333</wp:posOffset>
@@ -14279,7 +14388,7 @@
         <w:rFonts w:ascii="Calibri" w:eastAsiaTheme="minorHAnsi" w:hAnsi="Calibri" w:cs="Calibri" w:hint="default"/>
       </w:rPr>
     </w:lvl>
-    <w:lvl w:ilvl="1" w:tplc="04090003" w:tentative="1">
+    <w:lvl w:ilvl="1" w:tplc="04090003">
       <w:start w:val="1"/>
       <w:numFmt w:val="bullet"/>
       <w:lvlText w:val="o"/>
@@ -14291,7 +14400,7 @@
         <w:rFonts w:ascii="Courier New" w:hAnsi="Courier New" w:cs="Courier New" w:hint="default"/>
       </w:rPr>
     </w:lvl>
-    <w:lvl w:ilvl="2" w:tplc="04090005" w:tentative="1">
+    <w:lvl w:ilvl="2" w:tplc="04090005">
       <w:start w:val="1"/>
       <w:numFmt w:val="bullet"/>
       <w:lvlText w:val=""/>

--- a/documents/RI_intro2025.docx
+++ b/documents/RI_intro2025.docx
@@ -133,7 +133,7 @@
         </w:rPr>
         <w:fldChar w:fldCharType="separate"/>
       </w:r>
-      <w:hyperlink w:anchor="_Toc190938398" w:history="1">
+      <w:hyperlink w:anchor="_Toc214884041" w:history="1">
         <w:r>
           <w:rPr>
             <w:rStyle w:val="Hyperlink"/>
@@ -178,7 +178,7 @@
             <w:noProof/>
             <w:webHidden/>
           </w:rPr>
-          <w:instrText xml:space="preserve"> PAGEREF _Toc190938398 \h </w:instrText>
+          <w:instrText xml:space="preserve"> PAGEREF _Toc214884041 \h </w:instrText>
         </w:r>
         <w:r>
           <w:rPr>
@@ -221,7 +221,7 @@
           <w14:ligatures w14:val="standardContextual"/>
         </w:rPr>
       </w:pPr>
-      <w:hyperlink w:anchor="_Toc190938399" w:history="1">
+      <w:hyperlink w:anchor="_Toc214884042" w:history="1">
         <w:r>
           <w:rPr>
             <w:rStyle w:val="Hyperlink"/>
@@ -266,7 +266,7 @@
             <w:noProof/>
             <w:webHidden/>
           </w:rPr>
-          <w:instrText xml:space="preserve"> PAGEREF _Toc190938399 \h </w:instrText>
+          <w:instrText xml:space="preserve"> PAGEREF _Toc214884042 \h </w:instrText>
         </w:r>
         <w:r>
           <w:rPr>
@@ -309,7 +309,7 @@
           <w14:ligatures w14:val="standardContextual"/>
         </w:rPr>
       </w:pPr>
-      <w:hyperlink w:anchor="_Toc190938400" w:history="1">
+      <w:hyperlink w:anchor="_Toc214884043" w:history="1">
         <w:r>
           <w:rPr>
             <w:rStyle w:val="Hyperlink"/>
@@ -354,7 +354,7 @@
             <w:noProof/>
             <w:webHidden/>
           </w:rPr>
-          <w:instrText xml:space="preserve"> PAGEREF _Toc190938400 \h </w:instrText>
+          <w:instrText xml:space="preserve"> PAGEREF _Toc214884043 \h </w:instrText>
         </w:r>
         <w:r>
           <w:rPr>
@@ -397,7 +397,7 @@
           <w14:ligatures w14:val="standardContextual"/>
         </w:rPr>
       </w:pPr>
-      <w:hyperlink w:anchor="_Toc190938401" w:history="1">
+      <w:hyperlink w:anchor="_Toc214884044" w:history="1">
         <w:r>
           <w:rPr>
             <w:rStyle w:val="Hyperlink"/>
@@ -442,7 +442,7 @@
             <w:noProof/>
             <w:webHidden/>
           </w:rPr>
-          <w:instrText xml:space="preserve"> PAGEREF _Toc190938401 \h </w:instrText>
+          <w:instrText xml:space="preserve"> PAGEREF _Toc214884044 \h </w:instrText>
         </w:r>
         <w:r>
           <w:rPr>
@@ -485,7 +485,7 @@
           <w14:ligatures w14:val="standardContextual"/>
         </w:rPr>
       </w:pPr>
-      <w:hyperlink w:anchor="_Toc190938402" w:history="1">
+      <w:hyperlink w:anchor="_Toc214884045" w:history="1">
         <w:r>
           <w:rPr>
             <w:rStyle w:val="Hyperlink"/>
@@ -530,7 +530,7 @@
             <w:noProof/>
             <w:webHidden/>
           </w:rPr>
-          <w:instrText xml:space="preserve"> PAGEREF _Toc190938402 \h </w:instrText>
+          <w:instrText xml:space="preserve"> PAGEREF _Toc214884045 \h </w:instrText>
         </w:r>
         <w:r>
           <w:rPr>
@@ -573,7 +573,7 @@
           <w14:ligatures w14:val="standardContextual"/>
         </w:rPr>
       </w:pPr>
-      <w:hyperlink w:anchor="_Toc190938403" w:history="1">
+      <w:hyperlink w:anchor="_Toc214884046" w:history="1">
         <w:r>
           <w:rPr>
             <w:rStyle w:val="Hyperlink"/>
@@ -618,7 +618,7 @@
             <w:noProof/>
             <w:webHidden/>
           </w:rPr>
-          <w:instrText xml:space="preserve"> PAGEREF _Toc190938403 \h </w:instrText>
+          <w:instrText xml:space="preserve"> PAGEREF _Toc214884046 \h </w:instrText>
         </w:r>
         <w:r>
           <w:rPr>
@@ -661,7 +661,7 @@
           <w14:ligatures w14:val="standardContextual"/>
         </w:rPr>
       </w:pPr>
-      <w:hyperlink w:anchor="_Toc190938404" w:history="1">
+      <w:hyperlink w:anchor="_Toc214884047" w:history="1">
         <w:r>
           <w:rPr>
             <w:rStyle w:val="Hyperlink"/>
@@ -706,7 +706,7 @@
             <w:noProof/>
             <w:webHidden/>
           </w:rPr>
-          <w:instrText xml:space="preserve"> PAGEREF _Toc190938404 \h </w:instrText>
+          <w:instrText xml:space="preserve"> PAGEREF _Toc214884047 \h </w:instrText>
         </w:r>
         <w:r>
           <w:rPr>
@@ -749,7 +749,7 @@
           <w14:ligatures w14:val="standardContextual"/>
         </w:rPr>
       </w:pPr>
-      <w:hyperlink w:anchor="_Toc190938405" w:history="1">
+      <w:hyperlink w:anchor="_Toc214884048" w:history="1">
         <w:r>
           <w:rPr>
             <w:rStyle w:val="Hyperlink"/>
@@ -794,7 +794,7 @@
             <w:noProof/>
             <w:webHidden/>
           </w:rPr>
-          <w:instrText xml:space="preserve"> PAGEREF _Toc190938405 \h </w:instrText>
+          <w:instrText xml:space="preserve"> PAGEREF _Toc214884048 \h </w:instrText>
         </w:r>
         <w:r>
           <w:rPr>
@@ -837,7 +837,7 @@
           <w14:ligatures w14:val="standardContextual"/>
         </w:rPr>
       </w:pPr>
-      <w:hyperlink w:anchor="_Toc190938406" w:history="1">
+      <w:hyperlink w:anchor="_Toc214884049" w:history="1">
         <w:r>
           <w:rPr>
             <w:rStyle w:val="Hyperlink"/>
@@ -882,7 +882,7 @@
             <w:noProof/>
             <w:webHidden/>
           </w:rPr>
-          <w:instrText xml:space="preserve"> PAGEREF _Toc190938406 \h </w:instrText>
+          <w:instrText xml:space="preserve"> PAGEREF _Toc214884049 \h </w:instrText>
         </w:r>
         <w:r>
           <w:rPr>
@@ -925,7 +925,7 @@
           <w14:ligatures w14:val="standardContextual"/>
         </w:rPr>
       </w:pPr>
-      <w:hyperlink w:anchor="_Toc190938407" w:history="1">
+      <w:hyperlink w:anchor="_Toc214884050" w:history="1">
         <w:r>
           <w:rPr>
             <w:rStyle w:val="Hyperlink"/>
@@ -970,7 +970,7 @@
             <w:noProof/>
             <w:webHidden/>
           </w:rPr>
-          <w:instrText xml:space="preserve"> PAGEREF _Toc190938407 \h </w:instrText>
+          <w:instrText xml:space="preserve"> PAGEREF _Toc214884050 \h </w:instrText>
         </w:r>
         <w:r>
           <w:rPr>
@@ -1013,7 +1013,7 @@
           <w14:ligatures w14:val="standardContextual"/>
         </w:rPr>
       </w:pPr>
-      <w:hyperlink w:anchor="_Toc190938408" w:history="1">
+      <w:hyperlink w:anchor="_Toc214884051" w:history="1">
         <w:r>
           <w:rPr>
             <w:rStyle w:val="Hyperlink"/>
@@ -1058,7 +1058,7 @@
             <w:noProof/>
             <w:webHidden/>
           </w:rPr>
-          <w:instrText xml:space="preserve"> PAGEREF _Toc190938408 \h </w:instrText>
+          <w:instrText xml:space="preserve"> PAGEREF _Toc214884051 \h </w:instrText>
         </w:r>
         <w:r>
           <w:rPr>
@@ -1101,7 +1101,7 @@
           <w14:ligatures w14:val="standardContextual"/>
         </w:rPr>
       </w:pPr>
-      <w:hyperlink w:anchor="_Toc190938409" w:history="1">
+      <w:hyperlink w:anchor="_Toc214884052" w:history="1">
         <w:r>
           <w:rPr>
             <w:rStyle w:val="Hyperlink"/>
@@ -1146,7 +1146,7 @@
             <w:noProof/>
             <w:webHidden/>
           </w:rPr>
-          <w:instrText xml:space="preserve"> PAGEREF _Toc190938409 \h </w:instrText>
+          <w:instrText xml:space="preserve"> PAGEREF _Toc214884052 \h </w:instrText>
         </w:r>
         <w:r>
           <w:rPr>
@@ -1189,7 +1189,7 @@
           <w14:ligatures w14:val="standardContextual"/>
         </w:rPr>
       </w:pPr>
-      <w:hyperlink w:anchor="_Toc190938410" w:history="1">
+      <w:hyperlink w:anchor="_Toc214884053" w:history="1">
         <w:r>
           <w:rPr>
             <w:rStyle w:val="Hyperlink"/>
@@ -1234,7 +1234,7 @@
             <w:noProof/>
             <w:webHidden/>
           </w:rPr>
-          <w:instrText xml:space="preserve"> PAGEREF _Toc190938410 \h </w:instrText>
+          <w:instrText xml:space="preserve"> PAGEREF _Toc214884053 \h </w:instrText>
         </w:r>
         <w:r>
           <w:rPr>
@@ -1277,7 +1277,7 @@
           <w14:ligatures w14:val="standardContextual"/>
         </w:rPr>
       </w:pPr>
-      <w:hyperlink w:anchor="_Toc190938411" w:history="1">
+      <w:hyperlink w:anchor="_Toc214884054" w:history="1">
         <w:r>
           <w:rPr>
             <w:rStyle w:val="Hyperlink"/>
@@ -1322,7 +1322,7 @@
             <w:noProof/>
             <w:webHidden/>
           </w:rPr>
-          <w:instrText xml:space="preserve"> PAGEREF _Toc190938411 \h </w:instrText>
+          <w:instrText xml:space="preserve"> PAGEREF _Toc214884054 \h </w:instrText>
         </w:r>
         <w:r>
           <w:rPr>
@@ -1365,7 +1365,7 @@
           <w14:ligatures w14:val="standardContextual"/>
         </w:rPr>
       </w:pPr>
-      <w:hyperlink w:anchor="_Toc190938412" w:history="1">
+      <w:hyperlink w:anchor="_Toc214884055" w:history="1">
         <w:r>
           <w:rPr>
             <w:rStyle w:val="Hyperlink"/>
@@ -1410,7 +1410,7 @@
             <w:noProof/>
             <w:webHidden/>
           </w:rPr>
-          <w:instrText xml:space="preserve"> PAGEREF _Toc190938412 \h </w:instrText>
+          <w:instrText xml:space="preserve"> PAGEREF _Toc214884055 \h </w:instrText>
         </w:r>
         <w:r>
           <w:rPr>
@@ -1453,7 +1453,7 @@
           <w14:ligatures w14:val="standardContextual"/>
         </w:rPr>
       </w:pPr>
-      <w:hyperlink w:anchor="_Toc190938413" w:history="1">
+      <w:hyperlink w:anchor="_Toc214884056" w:history="1">
         <w:r>
           <w:rPr>
             <w:rStyle w:val="Hyperlink"/>
@@ -1498,7 +1498,7 @@
             <w:noProof/>
             <w:webHidden/>
           </w:rPr>
-          <w:instrText xml:space="preserve"> PAGEREF _Toc190938413 \h </w:instrText>
+          <w:instrText xml:space="preserve"> PAGEREF _Toc214884056 \h </w:instrText>
         </w:r>
         <w:r>
           <w:rPr>
@@ -1541,7 +1541,7 @@
           <w14:ligatures w14:val="standardContextual"/>
         </w:rPr>
       </w:pPr>
-      <w:hyperlink w:anchor="_Toc190938414" w:history="1">
+      <w:hyperlink w:anchor="_Toc214884057" w:history="1">
         <w:r>
           <w:rPr>
             <w:rStyle w:val="Hyperlink"/>
@@ -1586,7 +1586,7 @@
             <w:noProof/>
             <w:webHidden/>
           </w:rPr>
-          <w:instrText xml:space="preserve"> PAGEREF _Toc190938414 \h </w:instrText>
+          <w:instrText xml:space="preserve"> PAGEREF _Toc214884057 \h </w:instrText>
         </w:r>
         <w:r>
           <w:rPr>
@@ -1629,7 +1629,7 @@
           <w14:ligatures w14:val="standardContextual"/>
         </w:rPr>
       </w:pPr>
-      <w:hyperlink w:anchor="_Toc190938415" w:history="1">
+      <w:hyperlink w:anchor="_Toc214884058" w:history="1">
         <w:r>
           <w:rPr>
             <w:rStyle w:val="Hyperlink"/>
@@ -1674,7 +1674,7 @@
             <w:noProof/>
             <w:webHidden/>
           </w:rPr>
-          <w:instrText xml:space="preserve"> PAGEREF _Toc190938415 \h </w:instrText>
+          <w:instrText xml:space="preserve"> PAGEREF _Toc214884058 \h </w:instrText>
         </w:r>
         <w:r>
           <w:rPr>
@@ -1717,7 +1717,7 @@
           <w14:ligatures w14:val="standardContextual"/>
         </w:rPr>
       </w:pPr>
-      <w:hyperlink w:anchor="_Toc190938416" w:history="1">
+      <w:hyperlink w:anchor="_Toc214884059" w:history="1">
         <w:r>
           <w:rPr>
             <w:rStyle w:val="Hyperlink"/>
@@ -1762,7 +1762,7 @@
             <w:noProof/>
             <w:webHidden/>
           </w:rPr>
-          <w:instrText xml:space="preserve"> PAGEREF _Toc190938416 \h </w:instrText>
+          <w:instrText xml:space="preserve"> PAGEREF _Toc214884059 \h </w:instrText>
         </w:r>
         <w:r>
           <w:rPr>
@@ -1805,7 +1805,7 @@
           <w14:ligatures w14:val="standardContextual"/>
         </w:rPr>
       </w:pPr>
-      <w:hyperlink w:anchor="_Toc190938417" w:history="1">
+      <w:hyperlink w:anchor="_Toc214884060" w:history="1">
         <w:r>
           <w:rPr>
             <w:rStyle w:val="Hyperlink"/>
@@ -1850,7 +1850,7 @@
             <w:noProof/>
             <w:webHidden/>
           </w:rPr>
-          <w:instrText xml:space="preserve"> PAGEREF _Toc190938417 \h </w:instrText>
+          <w:instrText xml:space="preserve"> PAGEREF _Toc214884060 \h </w:instrText>
         </w:r>
         <w:r>
           <w:rPr>
@@ -1893,7 +1893,7 @@
           <w14:ligatures w14:val="standardContextual"/>
         </w:rPr>
       </w:pPr>
-      <w:hyperlink w:anchor="_Toc190938418" w:history="1">
+      <w:hyperlink w:anchor="_Toc214884061" w:history="1">
         <w:r>
           <w:rPr>
             <w:rStyle w:val="Hyperlink"/>
@@ -1938,7 +1938,7 @@
             <w:noProof/>
             <w:webHidden/>
           </w:rPr>
-          <w:instrText xml:space="preserve"> PAGEREF _Toc190938418 \h </w:instrText>
+          <w:instrText xml:space="preserve"> PAGEREF _Toc214884061 \h </w:instrText>
         </w:r>
         <w:r>
           <w:rPr>
@@ -1981,7 +1981,7 @@
           <w14:ligatures w14:val="standardContextual"/>
         </w:rPr>
       </w:pPr>
-      <w:hyperlink w:anchor="_Toc190938419" w:history="1">
+      <w:hyperlink w:anchor="_Toc214884062" w:history="1">
         <w:r>
           <w:rPr>
             <w:rStyle w:val="Hyperlink"/>
@@ -2026,7 +2026,7 @@
             <w:noProof/>
             <w:webHidden/>
           </w:rPr>
-          <w:instrText xml:space="preserve"> PAGEREF _Toc190938419 \h </w:instrText>
+          <w:instrText xml:space="preserve"> PAGEREF _Toc214884062 \h </w:instrText>
         </w:r>
         <w:r>
           <w:rPr>
@@ -2046,7 +2046,7 @@
             <w:noProof/>
             <w:webHidden/>
           </w:rPr>
-          <w:t>30</w:t>
+          <w:t>31</w:t>
         </w:r>
         <w:r>
           <w:rPr>
@@ -2069,7 +2069,7 @@
           <w14:ligatures w14:val="standardContextual"/>
         </w:rPr>
       </w:pPr>
-      <w:hyperlink w:anchor="_Toc190938420" w:history="1">
+      <w:hyperlink w:anchor="_Toc214884063" w:history="1">
         <w:r>
           <w:rPr>
             <w:rStyle w:val="Hyperlink"/>
@@ -2114,7 +2114,7 @@
             <w:noProof/>
             <w:webHidden/>
           </w:rPr>
-          <w:instrText xml:space="preserve"> PAGEREF _Toc190938420 \h </w:instrText>
+          <w:instrText xml:space="preserve"> PAGEREF _Toc214884063 \h </w:instrText>
         </w:r>
         <w:r>
           <w:rPr>
@@ -2134,7 +2134,7 @@
             <w:noProof/>
             <w:webHidden/>
           </w:rPr>
-          <w:t>31</w:t>
+          <w:t>32</w:t>
         </w:r>
         <w:r>
           <w:rPr>
@@ -2586,7 +2586,7 @@
           <w:noProof/>
         </w:rPr>
         <w:drawing>
-          <wp:anchor distT="0" distB="0" distL="114300" distR="114300" simplePos="0" relativeHeight="251681792" behindDoc="0" locked="0" layoutInCell="1" allowOverlap="1" wp14:anchorId="56ED9766" wp14:editId="44C9B8EC">
+          <wp:anchor distT="0" distB="0" distL="114300" distR="114300" simplePos="0" relativeHeight="251681792" behindDoc="0" locked="0" layoutInCell="1" allowOverlap="1" wp14:anchorId="56ED9766" wp14:editId="205C6273">
             <wp:simplePos x="0" y="0"/>
             <wp:positionH relativeFrom="column">
               <wp:posOffset>3235629</wp:posOffset>
@@ -2745,7 +2745,7 @@
           <w:vanish/>
         </w:rPr>
       </w:pPr>
-      <w:bookmarkStart w:id="5" w:name="_Toc190938398"/>
+      <w:bookmarkStart w:id="5" w:name="_Toc214884041"/>
       <w:r>
         <w:lastRenderedPageBreak/>
         <w:t xml:space="preserve">3D </w:t>
@@ -3274,8 +3274,8 @@
       <w:pPr>
         <w:pStyle w:val="Heading2"/>
       </w:pPr>
-      <w:bookmarkStart w:id="6" w:name="_Toc190938399"/>
-      <w:bookmarkStart w:id="7" w:name="_Hlk51665886"/>
+      <w:bookmarkStart w:id="6" w:name="_Hlk51665886"/>
+      <w:bookmarkStart w:id="7" w:name="_Toc214884042"/>
       <w:r>
         <w:lastRenderedPageBreak/>
         <w:t>3D Grid Inspection Features</w:t>
@@ -3292,7 +3292,7 @@
       <w:r>
         <w:t>ntersections</w:t>
       </w:r>
-      <w:bookmarkEnd w:id="6"/>
+      <w:bookmarkEnd w:id="7"/>
     </w:p>
     <w:p>
       <w:pPr>
@@ -3672,7 +3672,7 @@
           <w:t>https://resinsight.org/3d-main-window/derivedresults/</w:t>
         </w:r>
       </w:hyperlink>
-      <w:bookmarkEnd w:id="7"/>
+      <w:bookmarkEnd w:id="6"/>
       <w:r>
         <w:br/>
       </w:r>
@@ -3692,7 +3692,7 @@
       <w:pPr>
         <w:pStyle w:val="Heading2"/>
       </w:pPr>
-      <w:bookmarkStart w:id="8" w:name="_Toc190938400"/>
+      <w:bookmarkStart w:id="8" w:name="_Toc214884043"/>
       <w:r>
         <w:lastRenderedPageBreak/>
         <w:t>Polygons</w:t>
@@ -4117,7 +4117,7 @@
       <w:pPr>
         <w:pStyle w:val="Heading2"/>
       </w:pPr>
-      <w:bookmarkStart w:id="9" w:name="_Toc190938401"/>
+      <w:bookmarkStart w:id="9" w:name="_Toc214884044"/>
       <w:r>
         <w:lastRenderedPageBreak/>
         <w:t>3D Grid Inspection Features</w:t>
@@ -4788,7 +4788,7 @@
       <w:pPr>
         <w:pStyle w:val="Heading2"/>
       </w:pPr>
-      <w:bookmarkStart w:id="10" w:name="_Toc190938402"/>
+      <w:bookmarkStart w:id="10" w:name="_Toc214884045"/>
       <w:r>
         <w:lastRenderedPageBreak/>
         <w:t>2D Contour Map</w:t>
@@ -5225,7 +5225,7 @@
       <w:pPr>
         <w:pStyle w:val="Heading2"/>
       </w:pPr>
-      <w:bookmarkStart w:id="11" w:name="_Toc190938403"/>
+      <w:bookmarkStart w:id="11" w:name="_Toc214884046"/>
       <w:r>
         <w:lastRenderedPageBreak/>
         <w:t xml:space="preserve">Description of </w:t>
@@ -5654,7 +5654,7 @@
       <w:pPr>
         <w:pStyle w:val="Heading2"/>
       </w:pPr>
-      <w:bookmarkStart w:id="12" w:name="_Toc190938404"/>
+      <w:bookmarkStart w:id="12" w:name="_Toc214884047"/>
       <w:r>
         <w:lastRenderedPageBreak/>
         <w:t>Flow Diagnostics</w:t>
@@ -6187,7 +6187,7 @@
         </w:rPr>
         <w:lastRenderedPageBreak/>
         <w:drawing>
-          <wp:anchor distT="0" distB="0" distL="114300" distR="114300" simplePos="0" relativeHeight="251713536" behindDoc="0" locked="0" layoutInCell="1" allowOverlap="1" wp14:anchorId="375EB2BE" wp14:editId="630B5506">
+          <wp:anchor distT="0" distB="0" distL="114300" distR="114300" simplePos="0" relativeHeight="251713536" behindDoc="0" locked="0" layoutInCell="1" allowOverlap="1" wp14:anchorId="375EB2BE" wp14:editId="2C61007C">
             <wp:simplePos x="0" y="0"/>
             <wp:positionH relativeFrom="column">
               <wp:posOffset>1098550</wp:posOffset>
@@ -6421,7 +6421,7 @@
       <w:pPr>
         <w:pStyle w:val="Heading2"/>
       </w:pPr>
-      <w:bookmarkStart w:id="13" w:name="_Toc190938405"/>
+      <w:bookmarkStart w:id="13" w:name="_Toc214884048"/>
       <w:r>
         <w:lastRenderedPageBreak/>
         <w:t>Flow Diagnostics</w:t>
@@ -6770,7 +6770,7 @@
           <w:color w:val="000000" w:themeColor="text1"/>
         </w:rPr>
         <w:drawing>
-          <wp:anchor distT="0" distB="0" distL="114300" distR="114300" simplePos="0" relativeHeight="251709440" behindDoc="0" locked="0" layoutInCell="1" allowOverlap="1" wp14:anchorId="2A9A2A64" wp14:editId="62514685">
+          <wp:anchor distT="0" distB="0" distL="114300" distR="114300" simplePos="0" relativeHeight="251709440" behindDoc="0" locked="0" layoutInCell="1" allowOverlap="1" wp14:anchorId="2A9A2A64" wp14:editId="5C93C7B3">
             <wp:simplePos x="0" y="0"/>
             <wp:positionH relativeFrom="column">
               <wp:posOffset>485030</wp:posOffset>
@@ -6865,7 +6865,7 @@
       <w:pPr>
         <w:pStyle w:val="Heading2"/>
       </w:pPr>
-      <w:bookmarkStart w:id="14" w:name="_Toc190938406"/>
+      <w:bookmarkStart w:id="14" w:name="_Toc214884049"/>
       <w:r>
         <w:lastRenderedPageBreak/>
         <w:t>Summary Plots</w:t>
@@ -7155,7 +7155,7 @@
       <w:pPr>
         <w:pStyle w:val="Heading2"/>
       </w:pPr>
-      <w:bookmarkStart w:id="15" w:name="_Toc190938407"/>
+      <w:bookmarkStart w:id="15" w:name="_Toc214884050"/>
       <w:r>
         <w:lastRenderedPageBreak/>
         <w:t xml:space="preserve">Summary </w:t>
@@ -7400,7 +7400,7 @@
           <w:noProof/>
         </w:rPr>
         <w:drawing>
-          <wp:inline distT="0" distB="0" distL="0" distR="0" wp14:anchorId="0859192E" wp14:editId="7F43AD03">
+          <wp:inline distT="0" distB="0" distL="0" distR="0" wp14:anchorId="0859192E" wp14:editId="588760A7">
             <wp:extent cx="2962656" cy="2566686"/>
             <wp:effectExtent l="0" t="0" r="9525" b="5080"/>
             <wp:docPr id="2454855" name="Picture 1" descr="A graph with blue lines&#10;&#10;Description automatically generated"/>
@@ -7472,7 +7472,7 @@
       <w:pPr>
         <w:pStyle w:val="Heading2"/>
       </w:pPr>
-      <w:bookmarkStart w:id="16" w:name="_Toc190938408"/>
+      <w:bookmarkStart w:id="16" w:name="_Toc214884051"/>
       <w:r>
         <w:lastRenderedPageBreak/>
         <w:t>Summary Plot</w:t>
@@ -8223,7 +8223,7 @@
           <w:u w:val="none"/>
         </w:rPr>
       </w:pPr>
-      <w:bookmarkStart w:id="17" w:name="_Toc190938409"/>
+      <w:bookmarkStart w:id="17" w:name="_Toc214884052"/>
       <w:r>
         <w:rPr>
           <w:rStyle w:val="Hyperlink"/>
@@ -8485,7 +8485,7 @@
           <w:color w:val="2F5496" w:themeColor="accent1" w:themeShade="BF"/>
         </w:rPr>
         <w:drawing>
-          <wp:anchor distT="0" distB="0" distL="114300" distR="114300" simplePos="0" relativeHeight="251704320" behindDoc="0" locked="0" layoutInCell="1" allowOverlap="1" wp14:anchorId="13E1E0D7" wp14:editId="539110F0">
+          <wp:anchor distT="0" distB="0" distL="114300" distR="114300" simplePos="0" relativeHeight="251704320" behindDoc="0" locked="0" layoutInCell="1" allowOverlap="1" wp14:anchorId="13E1E0D7" wp14:editId="320A846F">
             <wp:simplePos x="0" y="0"/>
             <wp:positionH relativeFrom="column">
               <wp:posOffset>492981</wp:posOffset>
@@ -8559,7 +8559,7 @@
           <w:u w:val="none"/>
         </w:rPr>
       </w:pPr>
-      <w:bookmarkStart w:id="18" w:name="_Toc190938410"/>
+      <w:bookmarkStart w:id="18" w:name="_Toc214884053"/>
       <w:r>
         <w:rPr>
           <w:rStyle w:val="Hyperlink"/>
@@ -8726,7 +8726,7 @@
           <w:noProof/>
         </w:rPr>
         <w:drawing>
-          <wp:anchor distT="0" distB="0" distL="114300" distR="114300" simplePos="0" relativeHeight="251706368" behindDoc="0" locked="0" layoutInCell="1" allowOverlap="1" wp14:anchorId="31704D01" wp14:editId="35247B0A">
+          <wp:anchor distT="0" distB="0" distL="114300" distR="114300" simplePos="0" relativeHeight="251706368" behindDoc="0" locked="0" layoutInCell="1" allowOverlap="1" wp14:anchorId="31704D01" wp14:editId="3E933FFC">
             <wp:simplePos x="0" y="0"/>
             <wp:positionH relativeFrom="column">
               <wp:posOffset>4356928</wp:posOffset>
@@ -8865,7 +8865,7 @@
       <w:pPr>
         <w:pStyle w:val="Heading2"/>
       </w:pPr>
-      <w:bookmarkStart w:id="19" w:name="_Toc190938411"/>
+      <w:bookmarkStart w:id="19" w:name="_Toc214884054"/>
       <w:r>
         <w:lastRenderedPageBreak/>
         <w:t>Summary Regression Curves</w:t>
@@ -9114,7 +9114,7 @@
       <w:pPr>
         <w:pStyle w:val="Heading2"/>
       </w:pPr>
-      <w:bookmarkStart w:id="20" w:name="_Toc190938412"/>
+      <w:bookmarkStart w:id="20" w:name="_Toc214884055"/>
       <w:r>
         <w:lastRenderedPageBreak/>
         <w:t>Observed Data</w:t>
@@ -9437,7 +9437,7 @@
           <w:noProof/>
         </w:rPr>
         <w:drawing>
-          <wp:anchor distT="0" distB="0" distL="114300" distR="114300" simplePos="0" relativeHeight="251710464" behindDoc="0" locked="0" layoutInCell="1" allowOverlap="1" wp14:anchorId="2C38633C" wp14:editId="13F83C0D">
+          <wp:anchor distT="0" distB="0" distL="114300" distR="114300" simplePos="0" relativeHeight="251710464" behindDoc="0" locked="0" layoutInCell="1" allowOverlap="1" wp14:anchorId="2C38633C" wp14:editId="2F071A93">
             <wp:simplePos x="0" y="0"/>
             <wp:positionH relativeFrom="column">
               <wp:posOffset>4319517</wp:posOffset>
@@ -9607,8 +9607,8 @@
       <w:pPr>
         <w:pStyle w:val="Heading2"/>
       </w:pPr>
-      <w:bookmarkStart w:id="21" w:name="_Toc190938413"/>
-      <w:bookmarkStart w:id="22" w:name="_Hlk1467376"/>
+      <w:bookmarkStart w:id="21" w:name="_Hlk1467376"/>
+      <w:bookmarkStart w:id="22" w:name="_Toc214884056"/>
       <w:r>
         <w:lastRenderedPageBreak/>
         <w:t>Ensemble Plot</w:t>
@@ -9619,9 +9619,9 @@
       <w:r>
         <w:t>(1 of 2)</w:t>
       </w:r>
-      <w:bookmarkEnd w:id="21"/>
-    </w:p>
-    <w:bookmarkEnd w:id="22"/>
+      <w:bookmarkEnd w:id="22"/>
+    </w:p>
+    <w:bookmarkEnd w:id="21"/>
     <w:p>
       <w:pPr>
         <w:pStyle w:val="Heading4"/>
@@ -9986,7 +9986,7 @@
       <w:pPr>
         <w:pStyle w:val="Heading2"/>
       </w:pPr>
-      <w:bookmarkStart w:id="24" w:name="_Toc190938414"/>
+      <w:bookmarkStart w:id="24" w:name="_Toc214884057"/>
       <w:r>
         <w:lastRenderedPageBreak/>
         <w:t>Ensemble Plot</w:t>
@@ -10580,7 +10580,7 @@
       <w:pPr>
         <w:pStyle w:val="Heading2"/>
       </w:pPr>
-      <w:bookmarkStart w:id="25" w:name="_Toc190938415"/>
+      <w:bookmarkStart w:id="25" w:name="_Toc214884058"/>
       <w:r>
         <w:lastRenderedPageBreak/>
         <w:t>Plot Templates</w:t>
@@ -11016,7 +11016,7 @@
       <w:pPr>
         <w:pStyle w:val="Heading2"/>
       </w:pPr>
-      <w:bookmarkStart w:id="26" w:name="_Toc190938416"/>
+      <w:bookmarkStart w:id="26" w:name="_Toc214884059"/>
       <w:r>
         <w:lastRenderedPageBreak/>
         <w:t>RFT Plot</w:t>
@@ -11438,7 +11438,7 @@
           <w:noProof/>
         </w:rPr>
         <w:drawing>
-          <wp:anchor distT="0" distB="0" distL="114300" distR="114300" simplePos="0" relativeHeight="251698176" behindDoc="0" locked="0" layoutInCell="1" allowOverlap="1" wp14:anchorId="125D486F" wp14:editId="77A870B1">
+          <wp:anchor distT="0" distB="0" distL="114300" distR="114300" simplePos="0" relativeHeight="251698176" behindDoc="0" locked="0" layoutInCell="1" allowOverlap="1" wp14:anchorId="125D486F" wp14:editId="2D5EF5C4">
             <wp:simplePos x="0" y="0"/>
             <wp:positionH relativeFrom="column">
               <wp:posOffset>1727200</wp:posOffset>
@@ -11575,7 +11575,7 @@
       <w:pPr>
         <w:pStyle w:val="Heading2"/>
       </w:pPr>
-      <w:bookmarkStart w:id="28" w:name="_Toc190938417"/>
+      <w:bookmarkStart w:id="28" w:name="_Toc214884060"/>
       <w:r>
         <w:lastRenderedPageBreak/>
         <w:t>Ensemble RFT Plot</w:t>
@@ -11944,7 +11944,7 @@
       <w:pPr>
         <w:pStyle w:val="Heading2"/>
       </w:pPr>
-      <w:bookmarkStart w:id="29" w:name="_Toc190938418"/>
+      <w:bookmarkStart w:id="29" w:name="_Toc214884061"/>
       <w:r>
         <w:lastRenderedPageBreak/>
         <w:t xml:space="preserve">Correlation </w:t>
@@ -12393,7 +12393,7 @@
       <w:pPr>
         <w:pStyle w:val="Heading2"/>
       </w:pPr>
-      <w:bookmarkStart w:id="30" w:name="_Toc190938419"/>
+      <w:bookmarkStart w:id="30" w:name="_Toc214884062"/>
       <w:r>
         <w:lastRenderedPageBreak/>
         <w:t>Analysis Plot</w:t>
@@ -12841,7 +12841,7 @@
           <w:noProof/>
         </w:rPr>
         <w:drawing>
-          <wp:anchor distT="0" distB="0" distL="114300" distR="114300" simplePos="0" relativeHeight="251696128" behindDoc="0" locked="0" layoutInCell="1" allowOverlap="1" wp14:anchorId="3B86D721" wp14:editId="2C98A96C">
+          <wp:anchor distT="0" distB="0" distL="114300" distR="114300" simplePos="0" relativeHeight="251696128" behindDoc="0" locked="0" layoutInCell="1" allowOverlap="1" wp14:anchorId="3B86D721" wp14:editId="71DFAF8F">
             <wp:simplePos x="0" y="0"/>
             <wp:positionH relativeFrom="margin">
               <wp:posOffset>3072333</wp:posOffset>
@@ -12919,7 +12919,7 @@
       <w:pPr>
         <w:pStyle w:val="Heading2"/>
       </w:pPr>
-      <w:bookmarkStart w:id="31" w:name="_Toc190938420"/>
+      <w:bookmarkStart w:id="31" w:name="_Toc214884063"/>
       <w:r>
         <w:lastRenderedPageBreak/>
         <w:t>Well Path Import from OSDU</w:t>
